--- a/docs/04_Жизненный_цикл_и_архитектура.docx
+++ b/docs/04_Жизненный_цикл_и_архитектура.docx
@@ -1274,6 +1274,7 @@
     </w:p>
     <w:p>
       <w:pPr>
+        <w:keepNext/>
         <w:jc w:val="center"/>
       </w:pPr>
       <w:r>
@@ -1314,6 +1315,7 @@
     <w:p>
       <w:pPr>
         <w:pStyle w:val="Caption"/>
+        <w:keepNext w:val="0"/>
       </w:pPr>
       <w:r>
         <w:t>Рисунок 1 — Уточнённая архитектура системы</w:t>
@@ -1796,7 +1798,7 @@
       <w:outlineLvl w:val="0"/>
     </w:pPr>
     <w:rPr>
-      <w:rFonts w:asciiTheme="majorHAnsi" w:eastAsiaTheme="majorEastAsia" w:hAnsiTheme="majorHAnsi" w:cstheme="majorBidi" w:ascii="Times New Roman" w:hAnsi="Times New Roman" w:eastAsia="Times New Roman"/>
+      <w:rFonts w:ascii="Times New Roman" w:hAnsi="Times New Roman" w:eastAsia="Times New Roman"/>
       <w:b/>
       <w:bCs/>
       <w:color w:val="000000"/>
@@ -1820,7 +1822,7 @@
       <w:outlineLvl w:val="1"/>
     </w:pPr>
     <w:rPr>
-      <w:rFonts w:asciiTheme="majorHAnsi" w:eastAsiaTheme="majorEastAsia" w:hAnsiTheme="majorHAnsi" w:cstheme="majorBidi" w:ascii="Times New Roman" w:hAnsi="Times New Roman" w:eastAsia="Times New Roman"/>
+      <w:rFonts w:ascii="Times New Roman" w:hAnsi="Times New Roman" w:eastAsia="Times New Roman"/>
       <w:b/>
       <w:bCs/>
       <w:color w:val="000000"/>
@@ -1844,7 +1846,7 @@
       <w:outlineLvl w:val="2"/>
     </w:pPr>
     <w:rPr>
-      <w:rFonts w:asciiTheme="majorHAnsi" w:eastAsiaTheme="majorEastAsia" w:hAnsiTheme="majorHAnsi" w:cstheme="majorBidi"/>
+      <w:rFonts/>
       <w:b/>
       <w:bCs/>
       <w:color w:val="4F81BD" w:themeColor="accent1"/>
@@ -1867,7 +1869,7 @@
       <w:outlineLvl w:val="3"/>
     </w:pPr>
     <w:rPr>
-      <w:rFonts w:asciiTheme="majorHAnsi" w:eastAsiaTheme="majorEastAsia" w:hAnsiTheme="majorHAnsi" w:cstheme="majorBidi"/>
+      <w:rFonts/>
       <w:b/>
       <w:bCs/>
       <w:i/>
@@ -1892,7 +1894,7 @@
       <w:outlineLvl w:val="4"/>
     </w:pPr>
     <w:rPr>
-      <w:rFonts w:asciiTheme="majorHAnsi" w:eastAsiaTheme="majorEastAsia" w:hAnsiTheme="majorHAnsi" w:cstheme="majorBidi"/>
+      <w:rFonts/>
       <w:color w:val="243F60" w:themeColor="accent1" w:themeShade="7F"/>
     </w:rPr>
   </w:style>
@@ -1913,7 +1915,7 @@
       <w:outlineLvl w:val="5"/>
     </w:pPr>
     <w:rPr>
-      <w:rFonts w:asciiTheme="majorHAnsi" w:eastAsiaTheme="majorEastAsia" w:hAnsiTheme="majorHAnsi" w:cstheme="majorBidi"/>
+      <w:rFonts/>
       <w:i/>
       <w:iCs/>
       <w:color w:val="243F60" w:themeColor="accent1" w:themeShade="7F"/>
@@ -1936,7 +1938,7 @@
       <w:outlineLvl w:val="6"/>
     </w:pPr>
     <w:rPr>
-      <w:rFonts w:asciiTheme="majorHAnsi" w:eastAsiaTheme="majorEastAsia" w:hAnsiTheme="majorHAnsi" w:cstheme="majorBidi"/>
+      <w:rFonts/>
       <w:i/>
       <w:iCs/>
       <w:color w:val="404040" w:themeColor="text1" w:themeTint="BF"/>
@@ -1959,7 +1961,7 @@
       <w:outlineLvl w:val="7"/>
     </w:pPr>
     <w:rPr>
-      <w:rFonts w:asciiTheme="majorHAnsi" w:eastAsiaTheme="majorEastAsia" w:hAnsiTheme="majorHAnsi" w:cstheme="majorBidi"/>
+      <w:rFonts/>
       <w:color w:val="4F81BD" w:themeColor="accent1"/>
       <w:sz w:val="20"/>
       <w:szCs w:val="20"/>
@@ -1982,7 +1984,7 @@
       <w:outlineLvl w:val="8"/>
     </w:pPr>
     <w:rPr>
-      <w:rFonts w:asciiTheme="majorHAnsi" w:eastAsiaTheme="majorEastAsia" w:hAnsiTheme="majorHAnsi" w:cstheme="majorBidi"/>
+      <w:rFonts/>
       <w:i/>
       <w:iCs/>
       <w:color w:val="404040" w:themeColor="text1" w:themeTint="BF"/>
@@ -2033,7 +2035,7 @@
     <w:uiPriority w:val="9"/>
     <w:rsid w:val="00FC693F"/>
     <w:rPr>
-      <w:rFonts w:asciiTheme="majorHAnsi" w:eastAsiaTheme="majorEastAsia" w:hAnsiTheme="majorHAnsi" w:cstheme="majorBidi"/>
+      <w:rFonts/>
       <w:b/>
       <w:bCs/>
       <w:color w:val="365F91" w:themeColor="accent1" w:themeShade="BF"/>
@@ -2048,7 +2050,7 @@
     <w:uiPriority w:val="9"/>
     <w:rsid w:val="00FC693F"/>
     <w:rPr>
-      <w:rFonts w:asciiTheme="majorHAnsi" w:eastAsiaTheme="majorEastAsia" w:hAnsiTheme="majorHAnsi" w:cstheme="majorBidi"/>
+      <w:rFonts/>
       <w:b/>
       <w:bCs/>
       <w:color w:val="4F81BD" w:themeColor="accent1"/>
@@ -2063,7 +2065,7 @@
     <w:uiPriority w:val="9"/>
     <w:rsid w:val="00FC693F"/>
     <w:rPr>
-      <w:rFonts w:asciiTheme="majorHAnsi" w:eastAsiaTheme="majorEastAsia" w:hAnsiTheme="majorHAnsi" w:cstheme="majorBidi"/>
+      <w:rFonts/>
       <w:b/>
       <w:bCs/>
       <w:color w:val="4F81BD" w:themeColor="accent1"/>
@@ -2078,14 +2080,11 @@
     <w:qFormat/>
     <w:rsid w:val="00FC693F"/>
     <w:pPr>
-      <w:pBdr>
-        <w:bottom w:val="single" w:sz="8" w:space="4" w:color="4F81BD" w:themeColor="accent1"/>
-      </w:pBdr>
       <w:spacing w:after="140" w:line="240" w:lineRule="auto" w:before="200"/>
       <w:contextualSpacing/>
     </w:pPr>
     <w:rPr>
-      <w:rFonts w:asciiTheme="majorHAnsi" w:eastAsiaTheme="majorEastAsia" w:hAnsiTheme="majorHAnsi" w:cstheme="majorBidi" w:ascii="Times New Roman" w:hAnsi="Times New Roman" w:eastAsia="Times New Roman"/>
+      <w:rFonts w:ascii="Times New Roman" w:hAnsi="Times New Roman" w:eastAsia="Times New Roman"/>
       <w:b/>
       <w:color w:val="000000"/>
       <w:spacing w:val="5"/>
@@ -2101,7 +2100,7 @@
     <w:uiPriority w:val="10"/>
     <w:rsid w:val="00FC693F"/>
     <w:rPr>
-      <w:rFonts w:asciiTheme="majorHAnsi" w:eastAsiaTheme="majorEastAsia" w:hAnsiTheme="majorHAnsi" w:cstheme="majorBidi"/>
+      <w:rFonts/>
       <w:color w:val="17365D" w:themeColor="text2" w:themeShade="BF"/>
       <w:spacing w:val="5"/>
       <w:kern w:val="28"/>
@@ -2123,7 +2122,7 @@
       </w:numPr>
     </w:pPr>
     <w:rPr>
-      <w:rFonts w:asciiTheme="majorHAnsi" w:eastAsiaTheme="majorEastAsia" w:hAnsiTheme="majorHAnsi" w:cstheme="majorBidi" w:ascii="Times New Roman" w:hAnsi="Times New Roman" w:eastAsia="Times New Roman"/>
+      <w:rFonts w:ascii="Times New Roman" w:hAnsi="Times New Roman" w:eastAsia="Times New Roman"/>
       <w:i/>
       <w:iCs/>
       <w:color w:val="000000"/>
@@ -2139,7 +2138,7 @@
     <w:uiPriority w:val="11"/>
     <w:rsid w:val="00FC693F"/>
     <w:rPr>
-      <w:rFonts w:asciiTheme="majorHAnsi" w:eastAsiaTheme="majorEastAsia" w:hAnsiTheme="majorHAnsi" w:cstheme="majorBidi"/>
+      <w:rFonts/>
       <w:i/>
       <w:iCs/>
       <w:color w:val="4F81BD" w:themeColor="accent1"/>
@@ -2437,7 +2436,7 @@
     <w:semiHidden/>
     <w:rsid w:val="00FC693F"/>
     <w:rPr>
-      <w:rFonts w:asciiTheme="majorHAnsi" w:eastAsiaTheme="majorEastAsia" w:hAnsiTheme="majorHAnsi" w:cstheme="majorBidi"/>
+      <w:rFonts/>
       <w:b/>
       <w:bCs/>
       <w:i/>
@@ -2453,7 +2452,7 @@
     <w:semiHidden/>
     <w:rsid w:val="00FC693F"/>
     <w:rPr>
-      <w:rFonts w:asciiTheme="majorHAnsi" w:eastAsiaTheme="majorEastAsia" w:hAnsiTheme="majorHAnsi" w:cstheme="majorBidi"/>
+      <w:rFonts/>
       <w:color w:val="243F60" w:themeColor="accent1" w:themeShade="7F"/>
     </w:rPr>
   </w:style>
@@ -2465,7 +2464,7 @@
     <w:semiHidden/>
     <w:rsid w:val="00FC693F"/>
     <w:rPr>
-      <w:rFonts w:asciiTheme="majorHAnsi" w:eastAsiaTheme="majorEastAsia" w:hAnsiTheme="majorHAnsi" w:cstheme="majorBidi"/>
+      <w:rFonts/>
       <w:i/>
       <w:iCs/>
       <w:color w:val="243F60" w:themeColor="accent1" w:themeShade="7F"/>
@@ -2479,7 +2478,7 @@
     <w:semiHidden/>
     <w:rsid w:val="00FC693F"/>
     <w:rPr>
-      <w:rFonts w:asciiTheme="majorHAnsi" w:eastAsiaTheme="majorEastAsia" w:hAnsiTheme="majorHAnsi" w:cstheme="majorBidi"/>
+      <w:rFonts/>
       <w:i/>
       <w:iCs/>
       <w:color w:val="404040" w:themeColor="text1" w:themeTint="BF"/>
@@ -2493,7 +2492,7 @@
     <w:semiHidden/>
     <w:rsid w:val="00FC693F"/>
     <w:rPr>
-      <w:rFonts w:asciiTheme="majorHAnsi" w:eastAsiaTheme="majorEastAsia" w:hAnsiTheme="majorHAnsi" w:cstheme="majorBidi"/>
+      <w:rFonts/>
       <w:color w:val="4F81BD" w:themeColor="accent1"/>
       <w:sz w:val="20"/>
       <w:szCs w:val="20"/>
@@ -2507,7 +2506,7 @@
     <w:semiHidden/>
     <w:rsid w:val="00FC693F"/>
     <w:rPr>
-      <w:rFonts w:asciiTheme="majorHAnsi" w:eastAsiaTheme="majorEastAsia" w:hAnsiTheme="majorHAnsi" w:cstheme="majorBidi"/>
+      <w:rFonts/>
       <w:i/>
       <w:iCs/>
       <w:color w:val="404040" w:themeColor="text1" w:themeTint="BF"/>
@@ -2568,9 +2567,6 @@
     <w:qFormat/>
     <w:rsid w:val="00FC693F"/>
     <w:pPr>
-      <w:pBdr>
-        <w:bottom w:val="single" w:sz="4" w:space="4" w:color="4F81BD" w:themeColor="accent1"/>
-      </w:pBdr>
       <w:spacing w:before="200" w:after="280"/>
       <w:ind w:left="936" w:right="936"/>
     </w:pPr>
@@ -4098,7 +4094,7 @@
         <w:spacing w:before="0" w:after="0" w:line="240" w:lineRule="auto"/>
       </w:pPr>
       <w:rPr>
-        <w:rFonts w:asciiTheme="majorHAnsi" w:eastAsiaTheme="majorEastAsia" w:hAnsiTheme="majorHAnsi" w:cstheme="majorBidi"/>
+        <w:rFonts/>
         <w:b/>
         <w:bCs/>
       </w:rPr>
@@ -4119,7 +4115,7 @@
         <w:spacing w:before="0" w:after="0" w:line="240" w:lineRule="auto"/>
       </w:pPr>
       <w:rPr>
-        <w:rFonts w:asciiTheme="majorHAnsi" w:eastAsiaTheme="majorEastAsia" w:hAnsiTheme="majorHAnsi" w:cstheme="majorBidi"/>
+        <w:rFonts/>
         <w:b/>
         <w:bCs/>
       </w:rPr>
@@ -4137,14 +4133,14 @@
     </w:tblStylePr>
     <w:tblStylePr w:type="firstCol">
       <w:rPr>
-        <w:rFonts w:asciiTheme="majorHAnsi" w:eastAsiaTheme="majorEastAsia" w:hAnsiTheme="majorHAnsi" w:cstheme="majorBidi"/>
+        <w:rFonts/>
         <w:b/>
         <w:bCs/>
       </w:rPr>
     </w:tblStylePr>
     <w:tblStylePr w:type="lastCol">
       <w:rPr>
-        <w:rFonts w:asciiTheme="majorHAnsi" w:eastAsiaTheme="majorEastAsia" w:hAnsiTheme="majorHAnsi" w:cstheme="majorBidi"/>
+        <w:rFonts/>
         <w:b/>
         <w:bCs/>
       </w:rPr>
@@ -4228,7 +4224,7 @@
         <w:spacing w:before="0" w:after="0" w:line="240" w:lineRule="auto"/>
       </w:pPr>
       <w:rPr>
-        <w:rFonts w:asciiTheme="majorHAnsi" w:eastAsiaTheme="majorEastAsia" w:hAnsiTheme="majorHAnsi" w:cstheme="majorBidi"/>
+        <w:rFonts/>
         <w:b/>
         <w:bCs/>
       </w:rPr>
@@ -4249,7 +4245,7 @@
         <w:spacing w:before="0" w:after="0" w:line="240" w:lineRule="auto"/>
       </w:pPr>
       <w:rPr>
-        <w:rFonts w:asciiTheme="majorHAnsi" w:eastAsiaTheme="majorEastAsia" w:hAnsiTheme="majorHAnsi" w:cstheme="majorBidi"/>
+        <w:rFonts/>
         <w:b/>
         <w:bCs/>
       </w:rPr>
@@ -4267,14 +4263,14 @@
     </w:tblStylePr>
     <w:tblStylePr w:type="firstCol">
       <w:rPr>
-        <w:rFonts w:asciiTheme="majorHAnsi" w:eastAsiaTheme="majorEastAsia" w:hAnsiTheme="majorHAnsi" w:cstheme="majorBidi"/>
+        <w:rFonts/>
         <w:b/>
         <w:bCs/>
       </w:rPr>
     </w:tblStylePr>
     <w:tblStylePr w:type="lastCol">
       <w:rPr>
-        <w:rFonts w:asciiTheme="majorHAnsi" w:eastAsiaTheme="majorEastAsia" w:hAnsiTheme="majorHAnsi" w:cstheme="majorBidi"/>
+        <w:rFonts/>
         <w:b/>
         <w:bCs/>
       </w:rPr>
@@ -4358,7 +4354,7 @@
         <w:spacing w:before="0" w:after="0" w:line="240" w:lineRule="auto"/>
       </w:pPr>
       <w:rPr>
-        <w:rFonts w:asciiTheme="majorHAnsi" w:eastAsiaTheme="majorEastAsia" w:hAnsiTheme="majorHAnsi" w:cstheme="majorBidi"/>
+        <w:rFonts/>
         <w:b/>
         <w:bCs/>
       </w:rPr>
@@ -4379,7 +4375,7 @@
         <w:spacing w:before="0" w:after="0" w:line="240" w:lineRule="auto"/>
       </w:pPr>
       <w:rPr>
-        <w:rFonts w:asciiTheme="majorHAnsi" w:eastAsiaTheme="majorEastAsia" w:hAnsiTheme="majorHAnsi" w:cstheme="majorBidi"/>
+        <w:rFonts/>
         <w:b/>
         <w:bCs/>
       </w:rPr>
@@ -4397,14 +4393,14 @@
     </w:tblStylePr>
     <w:tblStylePr w:type="firstCol">
       <w:rPr>
-        <w:rFonts w:asciiTheme="majorHAnsi" w:eastAsiaTheme="majorEastAsia" w:hAnsiTheme="majorHAnsi" w:cstheme="majorBidi"/>
+        <w:rFonts/>
         <w:b/>
         <w:bCs/>
       </w:rPr>
     </w:tblStylePr>
     <w:tblStylePr w:type="lastCol">
       <w:rPr>
-        <w:rFonts w:asciiTheme="majorHAnsi" w:eastAsiaTheme="majorEastAsia" w:hAnsiTheme="majorHAnsi" w:cstheme="majorBidi"/>
+        <w:rFonts/>
         <w:b/>
         <w:bCs/>
       </w:rPr>
@@ -4488,7 +4484,7 @@
         <w:spacing w:before="0" w:after="0" w:line="240" w:lineRule="auto"/>
       </w:pPr>
       <w:rPr>
-        <w:rFonts w:asciiTheme="majorHAnsi" w:eastAsiaTheme="majorEastAsia" w:hAnsiTheme="majorHAnsi" w:cstheme="majorBidi"/>
+        <w:rFonts/>
         <w:b/>
         <w:bCs/>
       </w:rPr>
@@ -4509,7 +4505,7 @@
         <w:spacing w:before="0" w:after="0" w:line="240" w:lineRule="auto"/>
       </w:pPr>
       <w:rPr>
-        <w:rFonts w:asciiTheme="majorHAnsi" w:eastAsiaTheme="majorEastAsia" w:hAnsiTheme="majorHAnsi" w:cstheme="majorBidi"/>
+        <w:rFonts/>
         <w:b/>
         <w:bCs/>
       </w:rPr>
@@ -4527,14 +4523,14 @@
     </w:tblStylePr>
     <w:tblStylePr w:type="firstCol">
       <w:rPr>
-        <w:rFonts w:asciiTheme="majorHAnsi" w:eastAsiaTheme="majorEastAsia" w:hAnsiTheme="majorHAnsi" w:cstheme="majorBidi"/>
+        <w:rFonts/>
         <w:b/>
         <w:bCs/>
       </w:rPr>
     </w:tblStylePr>
     <w:tblStylePr w:type="lastCol">
       <w:rPr>
-        <w:rFonts w:asciiTheme="majorHAnsi" w:eastAsiaTheme="majorEastAsia" w:hAnsiTheme="majorHAnsi" w:cstheme="majorBidi"/>
+        <w:rFonts/>
         <w:b/>
         <w:bCs/>
       </w:rPr>
@@ -4618,7 +4614,7 @@
         <w:spacing w:before="0" w:after="0" w:line="240" w:lineRule="auto"/>
       </w:pPr>
       <w:rPr>
-        <w:rFonts w:asciiTheme="majorHAnsi" w:eastAsiaTheme="majorEastAsia" w:hAnsiTheme="majorHAnsi" w:cstheme="majorBidi"/>
+        <w:rFonts/>
         <w:b/>
         <w:bCs/>
       </w:rPr>
@@ -4639,7 +4635,7 @@
         <w:spacing w:before="0" w:after="0" w:line="240" w:lineRule="auto"/>
       </w:pPr>
       <w:rPr>
-        <w:rFonts w:asciiTheme="majorHAnsi" w:eastAsiaTheme="majorEastAsia" w:hAnsiTheme="majorHAnsi" w:cstheme="majorBidi"/>
+        <w:rFonts/>
         <w:b/>
         <w:bCs/>
       </w:rPr>
@@ -4657,14 +4653,14 @@
     </w:tblStylePr>
     <w:tblStylePr w:type="firstCol">
       <w:rPr>
-        <w:rFonts w:asciiTheme="majorHAnsi" w:eastAsiaTheme="majorEastAsia" w:hAnsiTheme="majorHAnsi" w:cstheme="majorBidi"/>
+        <w:rFonts/>
         <w:b/>
         <w:bCs/>
       </w:rPr>
     </w:tblStylePr>
     <w:tblStylePr w:type="lastCol">
       <w:rPr>
-        <w:rFonts w:asciiTheme="majorHAnsi" w:eastAsiaTheme="majorEastAsia" w:hAnsiTheme="majorHAnsi" w:cstheme="majorBidi"/>
+        <w:rFonts/>
         <w:b/>
         <w:bCs/>
       </w:rPr>
@@ -4748,7 +4744,7 @@
         <w:spacing w:before="0" w:after="0" w:line="240" w:lineRule="auto"/>
       </w:pPr>
       <w:rPr>
-        <w:rFonts w:asciiTheme="majorHAnsi" w:eastAsiaTheme="majorEastAsia" w:hAnsiTheme="majorHAnsi" w:cstheme="majorBidi"/>
+        <w:rFonts/>
         <w:b/>
         <w:bCs/>
       </w:rPr>
@@ -4769,7 +4765,7 @@
         <w:spacing w:before="0" w:after="0" w:line="240" w:lineRule="auto"/>
       </w:pPr>
       <w:rPr>
-        <w:rFonts w:asciiTheme="majorHAnsi" w:eastAsiaTheme="majorEastAsia" w:hAnsiTheme="majorHAnsi" w:cstheme="majorBidi"/>
+        <w:rFonts/>
         <w:b/>
         <w:bCs/>
       </w:rPr>
@@ -4787,14 +4783,14 @@
     </w:tblStylePr>
     <w:tblStylePr w:type="firstCol">
       <w:rPr>
-        <w:rFonts w:asciiTheme="majorHAnsi" w:eastAsiaTheme="majorEastAsia" w:hAnsiTheme="majorHAnsi" w:cstheme="majorBidi"/>
+        <w:rFonts/>
         <w:b/>
         <w:bCs/>
       </w:rPr>
     </w:tblStylePr>
     <w:tblStylePr w:type="lastCol">
       <w:rPr>
-        <w:rFonts w:asciiTheme="majorHAnsi" w:eastAsiaTheme="majorEastAsia" w:hAnsiTheme="majorHAnsi" w:cstheme="majorBidi"/>
+        <w:rFonts/>
         <w:b/>
         <w:bCs/>
       </w:rPr>
@@ -4878,7 +4874,7 @@
         <w:spacing w:before="0" w:after="0" w:line="240" w:lineRule="auto"/>
       </w:pPr>
       <w:rPr>
-        <w:rFonts w:asciiTheme="majorHAnsi" w:eastAsiaTheme="majorEastAsia" w:hAnsiTheme="majorHAnsi" w:cstheme="majorBidi"/>
+        <w:rFonts/>
         <w:b/>
         <w:bCs/>
       </w:rPr>
@@ -4899,7 +4895,7 @@
         <w:spacing w:before="0" w:after="0" w:line="240" w:lineRule="auto"/>
       </w:pPr>
       <w:rPr>
-        <w:rFonts w:asciiTheme="majorHAnsi" w:eastAsiaTheme="majorEastAsia" w:hAnsiTheme="majorHAnsi" w:cstheme="majorBidi"/>
+        <w:rFonts/>
         <w:b/>
         <w:bCs/>
       </w:rPr>
@@ -4917,14 +4913,14 @@
     </w:tblStylePr>
     <w:tblStylePr w:type="firstCol">
       <w:rPr>
-        <w:rFonts w:asciiTheme="majorHAnsi" w:eastAsiaTheme="majorEastAsia" w:hAnsiTheme="majorHAnsi" w:cstheme="majorBidi"/>
+        <w:rFonts/>
         <w:b/>
         <w:bCs/>
       </w:rPr>
     </w:tblStylePr>
     <w:tblStylePr w:type="lastCol">
       <w:rPr>
-        <w:rFonts w:asciiTheme="majorHAnsi" w:eastAsiaTheme="majorEastAsia" w:hAnsiTheme="majorHAnsi" w:cstheme="majorBidi"/>
+        <w:rFonts/>
         <w:b/>
         <w:bCs/>
       </w:rPr>
@@ -6789,7 +6785,7 @@
     </w:tblPr>
     <w:tblStylePr w:type="firstRow">
       <w:rPr>
-        <w:rFonts w:asciiTheme="majorHAnsi" w:eastAsiaTheme="majorEastAsia" w:hAnsiTheme="majorHAnsi" w:cstheme="majorBidi"/>
+        <w:rFonts/>
       </w:rPr>
       <w:tblPr/>
       <w:tcPr>
@@ -6873,7 +6869,7 @@
     </w:tblPr>
     <w:tblStylePr w:type="firstRow">
       <w:rPr>
-        <w:rFonts w:asciiTheme="majorHAnsi" w:eastAsiaTheme="majorEastAsia" w:hAnsiTheme="majorHAnsi" w:cstheme="majorBidi"/>
+        <w:rFonts/>
       </w:rPr>
       <w:tblPr/>
       <w:tcPr>
@@ -6957,7 +6953,7 @@
     </w:tblPr>
     <w:tblStylePr w:type="firstRow">
       <w:rPr>
-        <w:rFonts w:asciiTheme="majorHAnsi" w:eastAsiaTheme="majorEastAsia" w:hAnsiTheme="majorHAnsi" w:cstheme="majorBidi"/>
+        <w:rFonts/>
       </w:rPr>
       <w:tblPr/>
       <w:tcPr>
@@ -7041,7 +7037,7 @@
     </w:tblPr>
     <w:tblStylePr w:type="firstRow">
       <w:rPr>
-        <w:rFonts w:asciiTheme="majorHAnsi" w:eastAsiaTheme="majorEastAsia" w:hAnsiTheme="majorHAnsi" w:cstheme="majorBidi"/>
+        <w:rFonts/>
       </w:rPr>
       <w:tblPr/>
       <w:tcPr>
@@ -7125,7 +7121,7 @@
     </w:tblPr>
     <w:tblStylePr w:type="firstRow">
       <w:rPr>
-        <w:rFonts w:asciiTheme="majorHAnsi" w:eastAsiaTheme="majorEastAsia" w:hAnsiTheme="majorHAnsi" w:cstheme="majorBidi"/>
+        <w:rFonts/>
       </w:rPr>
       <w:tblPr/>
       <w:tcPr>
@@ -7209,7 +7205,7 @@
     </w:tblPr>
     <w:tblStylePr w:type="firstRow">
       <w:rPr>
-        <w:rFonts w:asciiTheme="majorHAnsi" w:eastAsiaTheme="majorEastAsia" w:hAnsiTheme="majorHAnsi" w:cstheme="majorBidi"/>
+        <w:rFonts/>
       </w:rPr>
       <w:tblPr/>
       <w:tcPr>
@@ -7293,7 +7289,7 @@
     </w:tblPr>
     <w:tblStylePr w:type="firstRow">
       <w:rPr>
-        <w:rFonts w:asciiTheme="majorHAnsi" w:eastAsiaTheme="majorEastAsia" w:hAnsiTheme="majorHAnsi" w:cstheme="majorBidi"/>
+        <w:rFonts/>
       </w:rPr>
       <w:tblPr/>
       <w:tcPr>
@@ -7358,7 +7354,7 @@
       <w:spacing w:after="0" w:line="240" w:lineRule="auto"/>
     </w:pPr>
     <w:rPr>
-      <w:rFonts w:asciiTheme="majorHAnsi" w:eastAsiaTheme="majorEastAsia" w:hAnsiTheme="majorHAnsi" w:cstheme="majorBidi"/>
+      <w:rFonts/>
       <w:color w:val="000000" w:themeColor="text1"/>
     </w:rPr>
     <w:tblPr>
@@ -7486,7 +7482,7 @@
       <w:spacing w:after="0" w:line="240" w:lineRule="auto"/>
     </w:pPr>
     <w:rPr>
-      <w:rFonts w:asciiTheme="majorHAnsi" w:eastAsiaTheme="majorEastAsia" w:hAnsiTheme="majorHAnsi" w:cstheme="majorBidi"/>
+      <w:rFonts/>
       <w:color w:val="000000" w:themeColor="text1"/>
     </w:rPr>
     <w:tblPr>
@@ -7614,7 +7610,7 @@
       <w:spacing w:after="0" w:line="240" w:lineRule="auto"/>
     </w:pPr>
     <w:rPr>
-      <w:rFonts w:asciiTheme="majorHAnsi" w:eastAsiaTheme="majorEastAsia" w:hAnsiTheme="majorHAnsi" w:cstheme="majorBidi"/>
+      <w:rFonts/>
       <w:color w:val="000000" w:themeColor="text1"/>
     </w:rPr>
     <w:tblPr>
@@ -7742,7 +7738,7 @@
       <w:spacing w:after="0" w:line="240" w:lineRule="auto"/>
     </w:pPr>
     <w:rPr>
-      <w:rFonts w:asciiTheme="majorHAnsi" w:eastAsiaTheme="majorEastAsia" w:hAnsiTheme="majorHAnsi" w:cstheme="majorBidi"/>
+      <w:rFonts/>
       <w:color w:val="000000" w:themeColor="text1"/>
     </w:rPr>
     <w:tblPr>
@@ -7870,7 +7866,7 @@
       <w:spacing w:after="0" w:line="240" w:lineRule="auto"/>
     </w:pPr>
     <w:rPr>
-      <w:rFonts w:asciiTheme="majorHAnsi" w:eastAsiaTheme="majorEastAsia" w:hAnsiTheme="majorHAnsi" w:cstheme="majorBidi"/>
+      <w:rFonts/>
       <w:color w:val="000000" w:themeColor="text1"/>
     </w:rPr>
     <w:tblPr>
@@ -7998,7 +7994,7 @@
       <w:spacing w:after="0" w:line="240" w:lineRule="auto"/>
     </w:pPr>
     <w:rPr>
-      <w:rFonts w:asciiTheme="majorHAnsi" w:eastAsiaTheme="majorEastAsia" w:hAnsiTheme="majorHAnsi" w:cstheme="majorBidi"/>
+      <w:rFonts/>
       <w:color w:val="000000" w:themeColor="text1"/>
     </w:rPr>
     <w:tblPr>
@@ -8126,7 +8122,7 @@
       <w:spacing w:after="0" w:line="240" w:lineRule="auto"/>
     </w:pPr>
     <w:rPr>
-      <w:rFonts w:asciiTheme="majorHAnsi" w:eastAsiaTheme="majorEastAsia" w:hAnsiTheme="majorHAnsi" w:cstheme="majorBidi"/>
+      <w:rFonts/>
       <w:color w:val="000000" w:themeColor="text1"/>
     </w:rPr>
     <w:tblPr>
@@ -8765,7 +8761,7 @@
       <w:spacing w:after="0" w:line="240" w:lineRule="auto"/>
     </w:pPr>
     <w:rPr>
-      <w:rFonts w:asciiTheme="majorHAnsi" w:eastAsiaTheme="majorEastAsia" w:hAnsiTheme="majorHAnsi" w:cstheme="majorBidi"/>
+      <w:rFonts/>
       <w:color w:val="000000" w:themeColor="text1"/>
     </w:rPr>
     <w:tblPr>
@@ -8890,7 +8886,7 @@
       <w:spacing w:after="0" w:line="240" w:lineRule="auto"/>
     </w:pPr>
     <w:rPr>
-      <w:rFonts w:asciiTheme="majorHAnsi" w:eastAsiaTheme="majorEastAsia" w:hAnsiTheme="majorHAnsi" w:cstheme="majorBidi"/>
+      <w:rFonts/>
       <w:color w:val="000000" w:themeColor="text1"/>
     </w:rPr>
     <w:tblPr>
@@ -9015,7 +9011,7 @@
       <w:spacing w:after="0" w:line="240" w:lineRule="auto"/>
     </w:pPr>
     <w:rPr>
-      <w:rFonts w:asciiTheme="majorHAnsi" w:eastAsiaTheme="majorEastAsia" w:hAnsiTheme="majorHAnsi" w:cstheme="majorBidi"/>
+      <w:rFonts/>
       <w:color w:val="000000" w:themeColor="text1"/>
     </w:rPr>
     <w:tblPr>
@@ -9140,7 +9136,7 @@
       <w:spacing w:after="0" w:line="240" w:lineRule="auto"/>
     </w:pPr>
     <w:rPr>
-      <w:rFonts w:asciiTheme="majorHAnsi" w:eastAsiaTheme="majorEastAsia" w:hAnsiTheme="majorHAnsi" w:cstheme="majorBidi"/>
+      <w:rFonts/>
       <w:color w:val="000000" w:themeColor="text1"/>
     </w:rPr>
     <w:tblPr>
@@ -9265,7 +9261,7 @@
       <w:spacing w:after="0" w:line="240" w:lineRule="auto"/>
     </w:pPr>
     <w:rPr>
-      <w:rFonts w:asciiTheme="majorHAnsi" w:eastAsiaTheme="majorEastAsia" w:hAnsiTheme="majorHAnsi" w:cstheme="majorBidi"/>
+      <w:rFonts/>
       <w:color w:val="000000" w:themeColor="text1"/>
     </w:rPr>
     <w:tblPr>
@@ -9390,7 +9386,7 @@
       <w:spacing w:after="0" w:line="240" w:lineRule="auto"/>
     </w:pPr>
     <w:rPr>
-      <w:rFonts w:asciiTheme="majorHAnsi" w:eastAsiaTheme="majorEastAsia" w:hAnsiTheme="majorHAnsi" w:cstheme="majorBidi"/>
+      <w:rFonts/>
       <w:color w:val="000000" w:themeColor="text1"/>
     </w:rPr>
     <w:tblPr>
@@ -9515,7 +9511,7 @@
       <w:spacing w:after="0" w:line="240" w:lineRule="auto"/>
     </w:pPr>
     <w:rPr>
-      <w:rFonts w:asciiTheme="majorHAnsi" w:eastAsiaTheme="majorEastAsia" w:hAnsiTheme="majorHAnsi" w:cstheme="majorBidi"/>
+      <w:rFonts/>
       <w:color w:val="000000" w:themeColor="text1"/>
     </w:rPr>
     <w:tblPr>

--- a/docs/04_Жизненный_цикл_и_архитектура.docx
+++ b/docs/04_Жизненный_цикл_и_архитектура.docx
@@ -12,7 +12,7 @@
     </w:p>
     <w:p>
       <w:r>
-        <w:t>Система записи к врачу  Версия 1 1</w:t>
+        <w:t>Система записи к врачу  Версия 1.1.1</w:t>
       </w:r>
     </w:p>
     <w:p>
@@ -1119,7 +1119,7 @@
                 <w:b w:val="0"/>
                 <w:sz w:val="19"/>
               </w:rPr>
-              <w:t>Вход, хеши паролей, серверная проверка прав.</w:t>
+              <w:t>Вход, хеши паролей, ограничение попыток входа, серверная проверка прав.</w:t>
             </w:r>
           </w:p>
         </w:tc>
@@ -1217,7 +1217,7 @@
                 <w:b w:val="0"/>
                 <w:sz w:val="19"/>
               </w:rPr>
-              <w:t>Пользователи, врачи, слоты, записи, история, уведомления.</w:t>
+              <w:t>Пользователи, врачи, слоты, записи, история, уведомления. Ежедневная резервная копия.</w:t>
             </w:r>
           </w:p>
         </w:tc>
